--- a/APRA-CPS-234/CSW-APRA-CPS234-Reference-Design.docx
+++ b/APRA-CPS-234/CSW-APRA-CPS234-Reference-Design.docx
@@ -37,13 +37,13 @@
         <w:t xml:space="preserve">Cisco Secure Workload — APRA CPS 234</w:t>
       </w:r>
     </w:p>
-    <w:bookmarkStart w:id="9" w:name="X48282699ed626a1ef08aa360c24b501fa7aed03"/>
+    <w:bookmarkStart w:id="9" w:name="Xd4384e058342aa4ba59c9c9f6854215e77d955f"/>
     <w:p>
       <w:pPr>
         <w:pStyle w:val="Heading2"/>
       </w:pPr>
       <w:r>
-        <w:t xml:space="preserve">Technical Runbook | Australian APRA-Regulated Entities</w:t>
+        <w:t xml:space="preserve">Reference Design | Australian APRA-Regulated Entities</w:t>
       </w:r>
     </w:p>
     <w:p>
@@ -111,7 +111,7 @@
         <w:t xml:space="preserve"> </w:t>
       </w:r>
       <w:r>
-        <w:t xml:space="preserve">This runbook references CPS 234 as published in 2019. CPS 234 paragraph numbers are stable; APRA also operates additional related standards (e.g. CPS 230 — Operational Risk Management) which are not addressed here. Validate against APRA's published version before use in a supervisory or assurance engagement.</w:t>
+        <w:t xml:space="preserve">This reference design references CPS 234 as published in 2019. CPS 234 paragraph numbers are stable; APRA also operates additional related standards (e.g. CPS 230 — Operational Risk Management) which are not addressed here. Validate against APRA's published version before use in a supervisory or assurance engagement.</w:t>
       </w:r>
     </w:p>
     <w:p>
@@ -129,7 +129,7 @@
         <w:t xml:space="preserve"> </w:t>
       </w:r>
       <w:r>
-        <w:t xml:space="preserve">Cisco has not yet published CPS 234-specific CSW UI navigation; framework-specific paths are on the product roadmap. This runbook describes CSW</w:t>
+        <w:t xml:space="preserve">Cisco has not yet published CPS 234-specific CSW UI navigation; framework-specific paths are on the product roadmap. This reference design describes CSW</w:t>
       </w:r>
       <w:r>
         <w:t xml:space="preserve"> </w:t>
@@ -208,7 +208,7 @@
           <w:b/>
           <w:bCs/>
         </w:rPr>
-        <w:t xml:space="preserve">Questions this runbook helps you answer:</w:t>
+        <w:t xml:space="preserve">Questions this reference design helps you answer:</w:t>
       </w:r>
     </w:p>
     <w:p>
@@ -324,7 +324,7 @@
         <w:t xml:space="preserve"> </w:t>
       </w:r>
       <w:r>
-        <w:t xml:space="preserve">Information asset register, business operations criticality classification, supplier / related-party register, CMDB or cloud inventory, vulnerability management process, incident response runbook, internal audit plan, and application owner contacts.</w:t>
+        <w:t xml:space="preserve">Information asset register, business operations criticality classification, supplier / related-party register, CMDB or cloud inventory, vulnerability management process, incident response reference design, internal audit plan, and application owner contacts.</w:t>
       </w:r>
     </w:p>
     <w:p>
